--- a/HR Documents/templates/Employee Contract Renewal Assessment Form Word (before header).docx
+++ b/HR Documents/templates/Employee Contract Renewal Assessment Form Word (before header).docx
@@ -66,7 +66,7 @@
                     <a:graphicData uri="http://schemas.openxmlformats.org/drawingml/2006/picture">
                       <pic:pic>
                         <pic:nvPicPr>
-                          <pic:cNvPr id="0" name="logo.png"/>
+                          <pic:cNvPr id="0" name="image.png"/>
                           <pic:cNvPicPr/>
                         </pic:nvPicPr>
                         <pic:blipFill>
@@ -131,9 +131,9 @@
             <w:tcW w:w="3567" w:type="dxa"/>
           </w:tcPr>
           <w:p>
-            <w:pPr>
-              <w:pStyle w:val="NoSpacing"/>
-            </w:pPr>
+            <w:r>
+              <w:t>{{ employee_name }}</w:t>
+            </w:r>
           </w:p>
         </w:tc>
         <w:tc>
@@ -155,9 +155,9 @@
             <w:tcW w:w="2020" w:type="dxa"/>
           </w:tcPr>
           <w:p>
-            <w:pPr>
-              <w:pStyle w:val="NoSpacing"/>
-            </w:pPr>
+            <w:r>
+              <w:t>{{ date_of_evaluation }}</w:t>
+            </w:r>
           </w:p>
         </w:tc>
       </w:tr>
@@ -184,9 +184,9 @@
             <w:tcW w:w="3567" w:type="dxa"/>
           </w:tcPr>
           <w:p>
-            <w:pPr>
-              <w:pStyle w:val="NoSpacing"/>
-            </w:pPr>
+            <w:r>
+              <w:t>{{ employee_id }}</w:t>
+            </w:r>
           </w:p>
         </w:tc>
         <w:tc>
@@ -208,9 +208,9 @@
             <w:tcW w:w="2020" w:type="dxa"/>
           </w:tcPr>
           <w:p>
-            <w:pPr>
-              <w:pStyle w:val="NoSpacing"/>
-            </w:pPr>
+            <w:r>
+              <w:t>{{ date_of_joining }}</w:t>
+            </w:r>
           </w:p>
         </w:tc>
       </w:tr>
@@ -237,9 +237,9 @@
             <w:tcW w:w="3567" w:type="dxa"/>
           </w:tcPr>
           <w:p>
-            <w:pPr>
-              <w:pStyle w:val="NoSpacing"/>
-            </w:pPr>
+            <w:r>
+              <w:t>{{ department }}</w:t>
+            </w:r>
           </w:p>
         </w:tc>
         <w:tc>
@@ -261,9 +261,9 @@
             <w:tcW w:w="2020" w:type="dxa"/>
           </w:tcPr>
           <w:p>
-            <w:pPr>
-              <w:pStyle w:val="NoSpacing"/>
-            </w:pPr>
+            <w:r>
+              <w:t>{{ contract_end_date }}</w:t>
+            </w:r>
           </w:p>
         </w:tc>
       </w:tr>
@@ -290,9 +290,9 @@
             <w:tcW w:w="3567" w:type="dxa"/>
           </w:tcPr>
           <w:p>
-            <w:pPr>
-              <w:pStyle w:val="NoSpacing"/>
-            </w:pPr>
+            <w:r>
+              <w:t>{{ evaluation_by }}</w:t>
+            </w:r>
           </w:p>
         </w:tc>
         <w:tc>
@@ -314,9 +314,9 @@
             <w:tcW w:w="2020" w:type="dxa"/>
           </w:tcPr>
           <w:p>
-            <w:pPr>
-              <w:pStyle w:val="NoSpacing"/>
-            </w:pPr>
+            <w:r>
+              <w:t>{{ designation }}</w:t>
+            </w:r>
           </w:p>
         </w:tc>
       </w:tr>
@@ -2621,22 +2621,8 @@
             <w:vAlign w:val="center"/>
           </w:tcPr>
           <w:p>
-            <w:pPr>
-              <w:pStyle w:val="NoSpacing"/>
-              <w:spacing w:line="276" w:lineRule="auto"/>
-              <w:rPr>
-                <w:rFonts w:ascii="Times New Roman" w:eastAsia="Times New Roman" w:hAnsi="Times New Roman" w:cs="Times New Roman"/>
-                <w:sz w:val="20"/>
-                <w:szCs w:val="20"/>
-              </w:rPr>
-            </w:pPr>
-            <w:r>
-              <w:rPr>
-                <w:rFonts w:ascii="Times New Roman" w:eastAsia="Times New Roman" w:hAnsi="Times New Roman" w:cs="Times New Roman"/>
-                <w:sz w:val="20"/>
-                <w:szCs w:val="20"/>
-              </w:rPr>
-              <w:t>Strength:</w:t>
+            <w:r>
+              <w:t>{{ strength }}</w:t>
             </w:r>
           </w:p>
         </w:tc>
@@ -2718,31 +2704,8 @@
             <w:shd w:val="clear" w:color="auto" w:fill="FFF2CC" w:themeFill="accent4" w:themeFillTint="33"/>
           </w:tcPr>
           <w:p>
-            <w:pPr>
-              <w:pStyle w:val="NoSpacing"/>
-              <w:jc w:val="right"/>
-              <w:rPr>
-                <w:b/>
-                <w:bCs/>
-              </w:rPr>
-            </w:pPr>
-            <w:r>
-              <w:rPr>
-                <w:b/>
-                <w:bCs/>
-                <w:sz w:val="20"/>
-                <w:szCs w:val="20"/>
-              </w:rPr>
-              <w:t>OVERALL SCORE</w:t>
-            </w:r>
-            <w:r>
-              <w:rPr>
-                <w:b/>
-                <w:bCs/>
-                <w:sz w:val="20"/>
-                <w:szCs w:val="20"/>
-              </w:rPr>
-              <w:t>:</w:t>
+            <w:r>
+              <w:t>{{ overall_score }}</w:t>
             </w:r>
           </w:p>
         </w:tc>
@@ -2770,23 +2733,8 @@
             <w:shd w:val="clear" w:color="auto" w:fill="FFFFFF" w:themeFill="background1"/>
           </w:tcPr>
           <w:p>
-            <w:pPr>
-              <w:pStyle w:val="NoSpacing"/>
-              <w:rPr>
-                <w:b/>
-                <w:bCs/>
-                <w:sz w:val="20"/>
-                <w:szCs w:val="20"/>
-              </w:rPr>
-            </w:pPr>
-            <w:r>
-              <w:rPr>
-                <w:b/>
-                <w:bCs/>
-                <w:sz w:val="20"/>
-                <w:szCs w:val="20"/>
-              </w:rPr>
-              <w:t>Evaluator's Recommendation</w:t>
+            <w:r>
+              <w:t>{{ recommendation }}</w:t>
             </w:r>
           </w:p>
         </w:tc>
